--- a/Quanta, Actually - SERIES/QED Course/chapters/Lesson 69 Running Electric Charge.docx
+++ b/Quanta, Actually - SERIES/QED Course/chapters/Lesson 69 Running Electric Charge.docx
@@ -17,7 +17,7 @@
         <w:jc w:val="center"/>
       </w:pPr>
       <w:r>
-        <w:t>Lesson 69 of the Complete Quantum Electrodynamics Course</w:t>
+        <w:t>Lesson 69 of Quantum, Actually, Volume 2: A QED Course</w:t>
       </w:r>
     </w:p>
     <w:p>
@@ -74,7 +74,16 @@
     </w:p>
     <w:p>
       <w:r>
-        <w:t>Lesson 68 absorbed a divergence into a mass nobody measures. This lesson does the same for the charge, and finds something the mass case did not have. Once the divergence is gone, the finite remainder still depends on how far the exchanged photon is off shell. A low-energy experiment and a high-energy one are therefore not measuring quite the same number, even though both are measuring "the electron's charge." The fine-structure constant of atomic physics, α ≈ 1/137.036, becomes α ≈ 1/129 at the mass of the Z boson, and that change has been measured. The calculation uses only Lesson 63's Π^μν(q), Lesson 67's cutoff integral, and Lesson 68's resummation and matching logic. One step, the reduction of the loop's numerator to a transverse tensor, is quoted rather than derived, and Section 3.1 says exactly which step and why. Expect six to eight hours.</w:t>
+        <w:t>Lesson 68 absorbed a divergence into a mass nobody measures. This lesson does the same for the charge, and finds something the mass case did not have. Once the divergence is gone, the finite remainder still depends on how far the exchanged photon is off shell. A low-energy experiment and a high-energy one are therefore not measuring quite the same number, even though both are measuring "the electron's charge." The fine-structure constant of atomic physics, α ≈ 1/137.036, becomes α ≈ 1/129 at the mass of the Z boson, and that change has been measured. The calculation uses only Lesson 63's Π</w:t>
+      </w:r>
+      <w:r>
+        <w:rPr>
+          <w:vertAlign w:val="superscript"/>
+        </w:rPr>
+        <w:t>μν</w:t>
+      </w:r>
+      <w:r>
+        <w:t>(q), Lesson 67's cutoff integral, and Lesson 68's resummation and matching logic. One step, the reduction of the loop's numerator to a transverse tensor, is quoted rather than derived, and Section 3.1 says exactly which step and why. Expect six to eight hours.</w:t>
       </w:r>
     </w:p>
     <w:p>
@@ -90,7 +99,25 @@
         <w:pStyle w:val="ListBullet"/>
       </w:pPr>
       <w:r>
-        <w:t>Resum vacuum-polarization insertions into the photon propagator and obtain D′_μν(q) = −ig_μν / [q²(1−Π(q²))].</w:t>
+        <w:t>Resum vacuum-polarization insertions into the photon propagator and obtain D′</w:t>
+      </w:r>
+      <w:r>
+        <w:rPr>
+          <w:vertAlign w:val="subscript"/>
+        </w:rPr>
+        <w:t>μν</w:t>
+      </w:r>
+      <w:r>
+        <w:t>(q) = −ig</w:t>
+      </w:r>
+      <w:r>
+        <w:rPr>
+          <w:vertAlign w:val="subscript"/>
+        </w:rPr>
+        <w:t>μν</w:t>
+      </w:r>
+      <w:r>
+        <w:t xml:space="preserve"> / [q²(1−Π(q²))].</w:t>
       </w:r>
     </w:p>
     <w:p>
@@ -122,7 +149,16 @@
         <w:pStyle w:val="ListBullet"/>
       </w:pPr>
       <w:r>
-        <w:t>Estimate α(M_Z²) from the electron, muon, and tau loops, state why hadrons must be added from data, and explain the step from 1/137 to about 1/129.</w:t>
+        <w:t>Estimate α(M</w:t>
+      </w:r>
+      <w:r>
+        <w:rPr>
+          <w:vertAlign w:val="subscript"/>
+        </w:rPr>
+        <w:t>Z</w:t>
+      </w:r>
+      <w:r>
+        <w:t>²) from the electron, muon, and tau loops, state why hadrons must be added from data, and explain the step from 1/137 to about 1/129.</w:t>
       </w:r>
     </w:p>
     <w:p>
@@ -231,7 +267,13 @@
           </w:tcPr>
           <w:p>
             <w:r>
-              <w:t>Bare charge, the coefficient in the original vertex ie₀γ^μ</w:t>
+              <w:t>Bare charge, the coefficient in the original vertex ie₀γ</w:t>
+            </w:r>
+            <w:r>
+              <w:rPr>
+                <w:vertAlign w:val="superscript"/>
+              </w:rPr>
+              <w:t>μ</w:t>
             </w:r>
           </w:p>
         </w:tc>
@@ -288,7 +330,16 @@
           </w:tcPr>
           <w:p>
             <w:r>
-              <w:t>Π^μν(q), Π(q²)</w:t>
+              <w:t>Π</w:t>
+            </w:r>
+            <w:r>
+              <w:rPr>
+                <w:vertAlign w:val="superscript"/>
+              </w:rPr>
+              <w:t>μν</w:t>
+            </w:r>
+            <w:r>
+              <w:t>(q), Π(q²)</w:t>
             </w:r>
           </w:p>
         </w:tc>
@@ -305,7 +356,43 @@
           </w:tcPr>
           <w:p>
             <w:r>
-              <w:t>Lesson 63's vacuum-polarization tensor and its scalar part, Π^μν = (q²g^μν − q^μq^ν)Π(q²)</w:t>
+              <w:t>Lesson 63's vacuum-polarization tensor and its scalar part, Π</w:t>
+            </w:r>
+            <w:r>
+              <w:rPr>
+                <w:vertAlign w:val="superscript"/>
+              </w:rPr>
+              <w:t>μν</w:t>
+            </w:r>
+            <w:r>
+              <w:t xml:space="preserve"> = (q²g</w:t>
+            </w:r>
+            <w:r>
+              <w:rPr>
+                <w:vertAlign w:val="superscript"/>
+              </w:rPr>
+              <w:t>μν</w:t>
+            </w:r>
+            <w:r>
+              <w:t xml:space="preserve"> − q</w:t>
+            </w:r>
+            <w:r>
+              <w:rPr>
+                <w:vertAlign w:val="superscript"/>
+              </w:rPr>
+              <w:t>μ</w:t>
+            </w:r>
+            <w:r>
+              <w:t>q</w:t>
+            </w:r>
+            <w:r>
+              <w:rPr>
+                <w:vertAlign w:val="superscript"/>
+              </w:rPr>
+              <w:t>ν</w:t>
+            </w:r>
+            <w:r>
+              <w:t>)Π(q²)</w:t>
             </w:r>
           </w:p>
         </w:tc>
@@ -538,6 +625,85 @@
         <w:t>The metric is Lesson 4's diag(+1, −1, −1, −1), natural units ℏ = c = 1, and ln is the natural logarithm. In display equations, square brackets enclose function arguments and visible groupings.</w:t>
       </w:r>
     </w:p>
+    <w:tbl>
+      <w:tblPr>
+        <w:tblW w:type="auto" w:w="0"/>
+        <w:jc w:val="center"/>
+        <w:tblLayout w:type="fixed"/>
+        <w:tblLook w:firstColumn="1" w:firstRow="1" w:lastColumn="0" w:lastRow="0" w:noHBand="0" w:noVBand="1" w:val="04A0"/>
+        <w:tblBorders>
+          <w:top w:val="single" w:sz="8" w:color="7FA7CF"/>
+          <w:left w:val="single" w:sz="8" w:color="7FA7CF"/>
+          <w:bottom w:val="single" w:sz="8" w:color="7FA7CF"/>
+          <w:right w:val="single" w:sz="8" w:color="7FA7CF"/>
+        </w:tblBorders>
+      </w:tblPr>
+      <w:tblGrid>
+        <w:gridCol w:w="9392"/>
+      </w:tblGrid>
+      <w:tr>
+        <w:tc>
+          <w:tcPr>
+            <w:tcW w:type="dxa" w:w="9392"/>
+            <w:shd w:fill="F3F7FB"/>
+            <w:tcMar>
+              <w:top w:w="140" w:type="dxa"/>
+              <w:start w:w="140" w:type="dxa"/>
+              <w:bottom w:w="140" w:type="dxa"/>
+              <w:end w:w="140" w:type="dxa"/>
+            </w:tcMar>
+          </w:tcPr>
+          <w:p>
+            <w:r>
+              <w:rPr>
+                <w:b/>
+                <w:color w:val="1F4E78"/>
+              </w:rPr>
+              <w:t>First pass: the result before the derivation</w:t>
+            </w:r>
+          </w:p>
+          <w:p>
+            <w:pPr>
+              <w:spacing w:after="60"/>
+            </w:pPr>
+            <w:r>
+              <w:t>Resumming vacuum-polarization insertions gives an effective coupling that grows logarithmically with momentum transfer: α</w:t>
+            </w:r>
+            <w:r>
+              <w:rPr>
+                <w:vertAlign w:val="subscript"/>
+              </w:rPr>
+              <w:t>eff</w:t>
+            </w:r>
+            <w:r>
+              <w:t>(Q²) ≈ α/[1 − (α/3π)ln(Q²/(e</w:t>
+            </w:r>
+            <w:r>
+              <w:rPr>
+                <w:vertAlign w:val="superscript"/>
+              </w:rPr>
+              <w:t>5/3</w:t>
+            </w:r>
+            <w:r>
+              <w:t>m²))] for one lepton at large Q².</w:t>
+            </w:r>
+          </w:p>
+          <w:p>
+            <w:pPr>
+              <w:spacing w:after="60"/>
+            </w:pPr>
+            <w:r>
+              <w:t>The charge depends on how closely you look (Prologue 6, Figure P6.3; Figure 69.1 here).</w:t>
+            </w:r>
+          </w:p>
+        </w:tc>
+      </w:tr>
+    </w:tbl>
+    <w:p>
+      <w:pPr>
+        <w:spacing w:after="80"/>
+      </w:pPr>
+    </w:p>
     <w:p>
       <w:pPr>
         <w:pStyle w:val="Heading2"/>
@@ -548,23 +714,56 @@
     </w:p>
     <w:p>
       <w:pPr>
-        <w:spacing w:before="160" w:after="160"/>
+        <w:keepNext/>
+        <w:spacing w:before="160" w:after="40"/>
         <w:jc w:val="center"/>
       </w:pPr>
       <w:r>
+        <w:drawing>
+          <wp:inline xmlns:a="http://schemas.openxmlformats.org/drawingml/2006/main" xmlns:pic="http://schemas.openxmlformats.org/drawingml/2006/picture">
+            <wp:extent cx="5669280" cy="557462"/>
+            <wp:docPr id="1" name="Picture 1"/>
+            <wp:cNvGraphicFramePr>
+              <a:graphicFrameLocks noChangeAspect="1"/>
+            </wp:cNvGraphicFramePr>
+            <a:graphic>
+              <a:graphicData uri="http://schemas.openxmlformats.org/drawingml/2006/picture">
+                <pic:pic>
+                  <pic:nvPicPr>
+                    <pic:cNvPr id="0" name="L69_dyson.png"/>
+                    <pic:cNvPicPr/>
+                  </pic:nvPicPr>
+                  <pic:blipFill>
+                    <a:blip r:embed="rId11"/>
+                    <a:stretch>
+                      <a:fillRect/>
+                    </a:stretch>
+                  </pic:blipFill>
+                  <pic:spPr>
+                    <a:xfrm>
+                      <a:off x="0" y="0"/>
+                      <a:ext cx="5669280" cy="557462"/>
+                    </a:xfrm>
+                    <a:prstGeom prst="rect"/>
+                  </pic:spPr>
+                </pic:pic>
+              </a:graphicData>
+            </a:graphic>
+          </wp:inline>
+        </w:drawing>
+      </w:r>
+    </w:p>
+    <w:p>
+      <w:pPr>
+        <w:spacing w:after="200"/>
+        <w:jc w:val="center"/>
+      </w:pPr>
+      <w:r>
         <w:rPr>
-          <w:rFonts w:ascii="Consolas" w:hAnsi="Consolas" w:cs="Consolas" w:eastAsia="Consolas"/>
-          <w:sz w:val="20"/>
+          <w:i/>
+          <w:sz w:val="19"/>
         </w:rPr>
-        <w:t xml:space="preserve"> ~~~~  +  ~~~~(Π)~~~~  +  ~~~~(Π)~~~~(Π)~~~~  +  ⋯   =  ~~~~ / (1−Π)</w:t>
-      </w:r>
-      <w:r>
-        <w:rPr>
-          <w:rFonts w:ascii="Consolas" w:hAnsi="Consolas" w:cs="Consolas" w:eastAsia="Consolas"/>
-          <w:sz w:val="20"/>
-        </w:rPr>
-        <w:br/>
-        <w:t xml:space="preserve"> bare     one insertion     two insertions               resummed D′</w:t>
+        <w:t>Figure 69.1. Dyson resummation: the dressed photon propagator is the bare one plus any number of vacuum-polarization insertions, a geometric series.</w:t>
       </w:r>
     </w:p>
     <w:p>
@@ -577,7 +776,16 @@
     </w:p>
     <w:p>
       <w:r>
-        <w:t>A photon line inside any larger diagram can carry zero, one, two, or more vacuum-polarization insertions, chained one after another. Each insertion contributes iΠ^μν(q) between two bare photon propagators, and in Feynman gauge the bare propagator of Lesson 48 is</w:t>
+        <w:t>A photon line inside any larger diagram can carry zero, one, two, or more vacuum-polarization insertions, chained one after another. Each insertion contributes iΠ</w:t>
+      </w:r>
+      <w:r>
+        <w:rPr>
+          <w:vertAlign w:val="superscript"/>
+        </w:rPr>
+        <w:t>μν</w:t>
+      </w:r>
+      <w:r>
+        <w:t>(q) between two bare photon propagators, and in Feynman gauge the bare propagator of Lesson 48 is</w:t>
       </w:r>
     </w:p>
     <w:p>
@@ -663,7 +871,160 @@
     </w:p>
     <w:p>
       <w:r>
-        <w:t>Write one insertion out: D_μα (iΠ^αβ) D_βν = (−i)(i)(−i) g_μα (q²g^αβ − q^αq^β) g_βν Π / q⁴ = −i(q²g_μν − q_μq_ν)Π/q⁴. The g_μν piece is −ig_μν/q² multiplied by Π. The q_μq_ν piece is contracted, at both ends of the line, into a conserved current, and Lesson 48 showed that q_μ j^μ = 0 kills it (Exercise 3). For every physical purpose, then, one insertion multiplies the bare propagator by Π(q²), two insertions multiply it by Π², and so on.</w:t>
+        <w:t>Write one insertion out: D</w:t>
+      </w:r>
+      <w:r>
+        <w:rPr>
+          <w:vertAlign w:val="subscript"/>
+        </w:rPr>
+        <w:t>μα</w:t>
+      </w:r>
+      <w:r>
+        <w:t xml:space="preserve"> (iΠ</w:t>
+      </w:r>
+      <w:r>
+        <w:rPr>
+          <w:vertAlign w:val="superscript"/>
+        </w:rPr>
+        <w:t>αβ</w:t>
+      </w:r>
+      <w:r>
+        <w:t>) D</w:t>
+      </w:r>
+      <w:r>
+        <w:rPr>
+          <w:vertAlign w:val="subscript"/>
+        </w:rPr>
+        <w:t>βν</w:t>
+      </w:r>
+      <w:r>
+        <w:t xml:space="preserve"> = (−i)(i)(−i) g</w:t>
+      </w:r>
+      <w:r>
+        <w:rPr>
+          <w:vertAlign w:val="subscript"/>
+        </w:rPr>
+        <w:t>μα</w:t>
+      </w:r>
+      <w:r>
+        <w:t xml:space="preserve"> (q²g</w:t>
+      </w:r>
+      <w:r>
+        <w:rPr>
+          <w:vertAlign w:val="superscript"/>
+        </w:rPr>
+        <w:t>αβ</w:t>
+      </w:r>
+      <w:r>
+        <w:t xml:space="preserve"> − q</w:t>
+      </w:r>
+      <w:r>
+        <w:rPr>
+          <w:vertAlign w:val="superscript"/>
+        </w:rPr>
+        <w:t>α</w:t>
+      </w:r>
+      <w:r>
+        <w:t>q</w:t>
+      </w:r>
+      <w:r>
+        <w:rPr>
+          <w:vertAlign w:val="superscript"/>
+        </w:rPr>
+        <w:t>β</w:t>
+      </w:r>
+      <w:r>
+        <w:t>) g</w:t>
+      </w:r>
+      <w:r>
+        <w:rPr>
+          <w:vertAlign w:val="subscript"/>
+        </w:rPr>
+        <w:t>βν</w:t>
+      </w:r>
+      <w:r>
+        <w:t xml:space="preserve"> Π / q⁴ = −i(q²g</w:t>
+      </w:r>
+      <w:r>
+        <w:rPr>
+          <w:vertAlign w:val="subscript"/>
+        </w:rPr>
+        <w:t>μν</w:t>
+      </w:r>
+      <w:r>
+        <w:t xml:space="preserve"> − q</w:t>
+      </w:r>
+      <w:r>
+        <w:rPr>
+          <w:vertAlign w:val="subscript"/>
+        </w:rPr>
+        <w:t>μ</w:t>
+      </w:r>
+      <w:r>
+        <w:t>q</w:t>
+      </w:r>
+      <w:r>
+        <w:rPr>
+          <w:vertAlign w:val="subscript"/>
+        </w:rPr>
+        <w:t>ν</w:t>
+      </w:r>
+      <w:r>
+        <w:t>)Π/q⁴. The g</w:t>
+      </w:r>
+      <w:r>
+        <w:rPr>
+          <w:vertAlign w:val="subscript"/>
+        </w:rPr>
+        <w:t>μν</w:t>
+      </w:r>
+      <w:r>
+        <w:t xml:space="preserve"> piece is −ig</w:t>
+      </w:r>
+      <w:r>
+        <w:rPr>
+          <w:vertAlign w:val="subscript"/>
+        </w:rPr>
+        <w:t>μν</w:t>
+      </w:r>
+      <w:r>
+        <w:t>/q² multiplied by Π. The q</w:t>
+      </w:r>
+      <w:r>
+        <w:rPr>
+          <w:vertAlign w:val="subscript"/>
+        </w:rPr>
+        <w:t>μ</w:t>
+      </w:r>
+      <w:r>
+        <w:t>q</w:t>
+      </w:r>
+      <w:r>
+        <w:rPr>
+          <w:vertAlign w:val="subscript"/>
+        </w:rPr>
+        <w:t>ν</w:t>
+      </w:r>
+      <w:r>
+        <w:t xml:space="preserve"> piece is contracted, at both ends of the line, into a conserved current, and Lesson 48 showed that q</w:t>
+      </w:r>
+      <w:r>
+        <w:rPr>
+          <w:vertAlign w:val="subscript"/>
+        </w:rPr>
+        <w:t>μ</w:t>
+      </w:r>
+      <w:r>
+        <w:t xml:space="preserve"> j</w:t>
+      </w:r>
+      <w:r>
+        <w:rPr>
+          <w:vertAlign w:val="superscript"/>
+        </w:rPr>
+        <w:t>μ</w:t>
+      </w:r>
+      <w:r>
+        <w:t xml:space="preserve"> = 0 kills it (Exercise 3). For every physical purpose, then, one insertion multiplies the bare propagator by Π(q²), two insertions multiply it by Π², and so on.</w:t>
       </w:r>
     </w:p>
     <w:p>
@@ -828,7 +1189,34 @@
     </w:p>
     <w:p>
       <w:r>
-        <w:t>Every tree-level amplitude with a photon exchanged between two fermion lines, electron-muon scattering in Lesson 54 being the cleanest case, contains two vertices and one propagator: (ie₀)² ū γ^μ u (−ig_μν/q²) ū γ^ν u. Replacing the propagator by D′ changes nothing in the spinor algebra. The only change is in the scalar factor, so the dressed amplitude is the tree amplitude with one substitution:</w:t>
+        <w:t>Every tree-level amplitude with a photon exchanged between two fermion lines, electron-muon scattering in Lesson 54 being the cleanest case, contains two vertices and one propagator: (ie₀)² ū γ</w:t>
+      </w:r>
+      <w:r>
+        <w:rPr>
+          <w:vertAlign w:val="superscript"/>
+        </w:rPr>
+        <w:t>μ</w:t>
+      </w:r>
+      <w:r>
+        <w:t xml:space="preserve"> u (−ig</w:t>
+      </w:r>
+      <w:r>
+        <w:rPr>
+          <w:vertAlign w:val="subscript"/>
+        </w:rPr>
+        <w:t>μν</w:t>
+      </w:r>
+      <w:r>
+        <w:t>/q²) ū γ</w:t>
+      </w:r>
+      <w:r>
+        <w:rPr>
+          <w:vertAlign w:val="superscript"/>
+        </w:rPr>
+        <w:t>ν</w:t>
+      </w:r>
+      <w:r>
+        <w:t xml:space="preserve"> u. Replacing the propagator by D′ changes nothing in the spinor algebra. The only change is in the scalar factor, so the dressed amplitude is the tree amplitude with one substitution:</w:t>
       </w:r>
     </w:p>
     <w:p>
@@ -1439,7 +1827,97 @@
     </w:p>
     <w:p>
       <w:r>
-        <w:t>The numerator is the step this lesson quotes. After the shift, Lesson 63's trace contains ℓ^μℓ^ν, ℓ² g^μν, and terms without ℓ. Averaged over directions, ℓ^μℓ^ν becomes ℓ²g^μν/4. With a regulator that respects current conservation, the ℓ² pieces cancel among themselves, and the rest assembles into −8x(1−x)(q²g^μν − q^μq^ν), the transverse form Lesson 63, Section 4.2, anticipated. A bare momentum cutoff does not quite do this. Applied naively, it leaves a non-transverse piece proportional to Λ²g^μν, which would be a failure of gauge invariance. Regulators that avoid it subtract a loop of heavy fictitious fermions (Pauli and Villars) or continue the dimension of spacetime. This course names them but does not carry them out, and Lesson 72's Ward identity is the general guarantee that the physical answer is transverse. Taking that transverse result,</w:t>
+        <w:t>The numerator is the step this lesson quotes. After the shift, Lesson 63's trace contains ℓ</w:t>
+      </w:r>
+      <w:r>
+        <w:rPr>
+          <w:vertAlign w:val="superscript"/>
+        </w:rPr>
+        <w:t>μ</w:t>
+      </w:r>
+      <w:r>
+        <w:t>ℓ</w:t>
+      </w:r>
+      <w:r>
+        <w:rPr>
+          <w:vertAlign w:val="superscript"/>
+        </w:rPr>
+        <w:t>ν</w:t>
+      </w:r>
+      <w:r>
+        <w:t>, ℓ² g</w:t>
+      </w:r>
+      <w:r>
+        <w:rPr>
+          <w:vertAlign w:val="superscript"/>
+        </w:rPr>
+        <w:t>μν</w:t>
+      </w:r>
+      <w:r>
+        <w:t>, and terms without ℓ. Averaged over directions, ℓ</w:t>
+      </w:r>
+      <w:r>
+        <w:rPr>
+          <w:vertAlign w:val="superscript"/>
+        </w:rPr>
+        <w:t>μ</w:t>
+      </w:r>
+      <w:r>
+        <w:t>ℓ</w:t>
+      </w:r>
+      <w:r>
+        <w:rPr>
+          <w:vertAlign w:val="superscript"/>
+        </w:rPr>
+        <w:t>ν</w:t>
+      </w:r>
+      <w:r>
+        <w:t xml:space="preserve"> becomes ℓ²g</w:t>
+      </w:r>
+      <w:r>
+        <w:rPr>
+          <w:vertAlign w:val="superscript"/>
+        </w:rPr>
+        <w:t>μν</w:t>
+      </w:r>
+      <w:r>
+        <w:t>/4. With a regulator that respects current conservation, the ℓ² pieces cancel among themselves, and the rest assembles into −8x(1−x)(q²g</w:t>
+      </w:r>
+      <w:r>
+        <w:rPr>
+          <w:vertAlign w:val="superscript"/>
+        </w:rPr>
+        <w:t>μν</w:t>
+      </w:r>
+      <w:r>
+        <w:t xml:space="preserve"> − q</w:t>
+      </w:r>
+      <w:r>
+        <w:rPr>
+          <w:vertAlign w:val="superscript"/>
+        </w:rPr>
+        <w:t>μ</w:t>
+      </w:r>
+      <w:r>
+        <w:t>q</w:t>
+      </w:r>
+      <w:r>
+        <w:rPr>
+          <w:vertAlign w:val="superscript"/>
+        </w:rPr>
+        <w:t>ν</w:t>
+      </w:r>
+      <w:r>
+        <w:t>), the transverse form Lesson 63, Section 4.2, anticipated. A bare momentum cutoff does not quite do this. Applied naively, it leaves a non-transverse piece proportional to Λ²g</w:t>
+      </w:r>
+      <w:r>
+        <w:rPr>
+          <w:vertAlign w:val="superscript"/>
+        </w:rPr>
+        <w:t>μν</w:t>
+      </w:r>
+      <w:r>
+        <w:t>, which would be a failure of gauge invariance. Regulators that avoid it subtract a loop of heavy fictitious fermions (Pauli and Villars) or continue the dimension of spacetime. This course names them but does not carry them out, and Lesson 72's Ward identity is the general guarantee that the physical answer is transverse. Taking that transverse result,</w:t>
       </w:r>
     </w:p>
     <w:p>
@@ -2286,7 +2764,16 @@
     </w:p>
     <w:p>
       <w:r>
-        <w:t>Show that Π̂ has the properties a renormalized quantity must have. At q² = 0 the logarithm is ln 1 = 0, so Π̂(0) = 0 and e_eff(0) = e: the definition of Section 2.2 is respected. Λ does not appear anywhere in Section 3.3's formula, so the result survives Λ → ∞. C does not appear either, so two physicists using different gauge-respecting regulators obtain the same Π̂, even though their Π(0) differ. For spacelike q² = −Q², the argument of the logarithm is 1 + x(1−x)Q²/m² &gt; 1, so Π̂ &gt; 0 and the effective charge exceeds e at every nonzero Q².</w:t>
+        <w:t>Show that Π̂ has the properties a renormalized quantity must have. At q² = 0 the logarithm is ln 1 = 0, so Π̂(0) = 0 and e</w:t>
+      </w:r>
+      <w:r>
+        <w:rPr>
+          <w:vertAlign w:val="subscript"/>
+        </w:rPr>
+        <w:t>eff</w:t>
+      </w:r>
+      <w:r>
+        <w:t>(0) = e: the definition of Section 2.2 is respected. Λ does not appear anywhere in Section 3.3's formula, so the result survives Λ → ∞. C does not appear either, so two physicists using different gauge-respecting regulators obtain the same Π̂, even though their Π(0) differ. For spacelike q² = −Q², the argument of the logarithm is 1 + x(1−x)Q²/m² &gt; 1, so Π̂ &gt; 0 and the effective charge exceeds e at every nonzero Q².</w:t>
       </w:r>
     </w:p>
     <w:p>
@@ -2760,7 +3247,16 @@
     </w:p>
     <w:p>
       <w:r>
-        <w:t>valid for Q² ≫ m². Dropping the −5/3, which amounts to rescaling m by e^(5/6) ≈ 2.3, gives the leading-logarithm form α/[1 − (α/3π) ln(Q²/m²)], the one Lesson 70 differentiates. Writing the correction in the denominator, rather than as α[1 + Π̂], is a resummation of the leading logarithms. At one loop the two are indistinguishable, and Lesson 70 shows why the denominator form is the better of the two. For timelike momenta, such as q² = s in an annihilation, Π̂ acquires an imaginary part above the threshold q² = 4m², where real pairs can be produced. Its real part has the same large logarithm with ln(s/m²) in place of ln(Q²/m²).</w:t>
+        <w:t>valid for Q² ≫ m². Dropping the −5/3, which amounts to rescaling m by e</w:t>
+      </w:r>
+      <w:r>
+        <w:rPr>
+          <w:vertAlign w:val="superscript"/>
+        </w:rPr>
+        <w:t>5/6</w:t>
+      </w:r>
+      <w:r>
+        <w:t xml:space="preserve"> ≈ 2.3, gives the leading-logarithm form α/[1 − (α/3π) ln(Q²/m²)], the one Lesson 70 differentiates. Writing the correction in the denominator, rather than as α[1 + Π̂], is a resummation of the leading logarithms. At one loop the two are indistinguishable, and Lesson 70 shows why the denominator form is the better of the two. For timelike momenta, such as q² = s in an annihilation, Π̂ acquires an imaginary part above the threshold q² = 4m², where real pairs can be produced. Its real part has the same large logarithm with ln(s/m²) in place of ln(Q²/m²).</w:t>
       </w:r>
     </w:p>
     <w:p>
@@ -2774,7 +3270,43 @@
     </w:p>
     <w:p>
       <w:r>
-        <w:t>Estimate α at Q = M_Z = 91.19 GeV, keeping only the electron loop. With m = 0.511×10⁻³ GeV, M_Z/m = 1.78×10⁵ and ln(M_Z²/m²) = 24.18. Subtracting 5/3 leaves 22.52. The prefactor is α/3π = 1/(137.036×9.425) = 7.74×10⁻⁴, so Π̂ = 0.0174 and 1/α(M_Z²) = 137.036×(1 − 0.0174) = 134.6. The coupling has grown by almost 2 percent, but this is not yet the measured value, because the electron is not the only charged particle.</w:t>
+        <w:t>Estimate α at Q = M</w:t>
+      </w:r>
+      <w:r>
+        <w:rPr>
+          <w:vertAlign w:val="subscript"/>
+        </w:rPr>
+        <w:t>Z</w:t>
+      </w:r>
+      <w:r>
+        <w:t xml:space="preserve"> = 91.19 GeV, keeping only the electron loop. With m = 0.511×10⁻³ GeV, M</w:t>
+      </w:r>
+      <w:r>
+        <w:rPr>
+          <w:vertAlign w:val="subscript"/>
+        </w:rPr>
+        <w:t>Z</w:t>
+      </w:r>
+      <w:r>
+        <w:t>/m = 1.78×10⁵ and ln(M</w:t>
+      </w:r>
+      <w:r>
+        <w:rPr>
+          <w:vertAlign w:val="subscript"/>
+        </w:rPr>
+        <w:t>Z</w:t>
+      </w:r>
+      <w:r>
+        <w:t>²/m²) = 24.18. Subtracting 5/3 leaves 22.52. The prefactor is α/3π = 1/(137.036×9.425) = 7.74×10⁻⁴, so Π̂ = 0.0174 and 1/α(M</w:t>
+      </w:r>
+      <w:r>
+        <w:rPr>
+          <w:vertAlign w:val="subscript"/>
+        </w:rPr>
+        <w:t>Z</w:t>
+      </w:r>
+      <w:r>
+        <w:t>²) = 137.036×(1 − 0.0174) = 134.6. The coupling has grown by almost 2 percent, but this is not yet the measured value, because the electron is not the only charged particle.</w:t>
       </w:r>
     </w:p>
     <w:p>
@@ -2843,7 +3375,61 @@
     </w:p>
     <w:p>
       <w:r>
-        <w:t>Each charged fermion species f contributes its own loop to Π, with the same formula and its own mass, multiplied by N_c Q_f², where Q_f is its charge in units of e and N_c is 3 for quarks and 1 for leptons. A loop whose mass is much larger than Q contributes only Section 4.1's tiny (α/15π)Q²/m_f². Heavy particles decouple, so a loop starts to run the coupling only once Q passes its mass. Below the muon mass, only the electron runs α. At M_Z all three charged leptons run it:</w:t>
+        <w:t>Each charged fermion species f contributes its own loop to Π, with the same formula and its own mass, multiplied by N</w:t>
+      </w:r>
+      <w:r>
+        <w:rPr>
+          <w:vertAlign w:val="subscript"/>
+        </w:rPr>
+        <w:t>c</w:t>
+      </w:r>
+      <w:r>
+        <w:t xml:space="preserve"> Q</w:t>
+      </w:r>
+      <w:r>
+        <w:rPr>
+          <w:vertAlign w:val="subscript"/>
+        </w:rPr>
+        <w:t>f</w:t>
+      </w:r>
+      <w:r>
+        <w:t>², where Q</w:t>
+      </w:r>
+      <w:r>
+        <w:rPr>
+          <w:vertAlign w:val="subscript"/>
+        </w:rPr>
+        <w:t>f</w:t>
+      </w:r>
+      <w:r>
+        <w:t xml:space="preserve"> is its charge in units of e and N</w:t>
+      </w:r>
+      <w:r>
+        <w:rPr>
+          <w:vertAlign w:val="subscript"/>
+        </w:rPr>
+        <w:t>c</w:t>
+      </w:r>
+      <w:r>
+        <w:t xml:space="preserve"> is 3 for quarks and 1 for leptons. A loop whose mass is much larger than Q contributes only Section 4.1's tiny (α/15π)Q²/m</w:t>
+      </w:r>
+      <w:r>
+        <w:rPr>
+          <w:vertAlign w:val="subscript"/>
+        </w:rPr>
+        <w:t>f</w:t>
+      </w:r>
+      <w:r>
+        <w:t>². Heavy particles decouple, so a loop starts to run the coupling only once Q passes its mass. Below the muon mass, only the electron runs α. At M</w:t>
+      </w:r>
+      <w:r>
+        <w:rPr>
+          <w:vertAlign w:val="subscript"/>
+        </w:rPr>
+        <w:t>Z</w:t>
+      </w:r>
+      <w:r>
+        <w:t xml:space="preserve"> all three charged leptons run it:</w:t>
       </w:r>
     </w:p>
     <w:p>
@@ -3006,7 +3592,34 @@
     </w:p>
     <w:p>
       <w:r>
-        <w:t>Quarks contribute in the same way in principle, but the one-loop formula cannot be trusted for them. The light-quark masses are not well defined at the scale of a GeV, where the strong interaction confines quarks into hadrons. The hadronic part Δα_had is instead obtained from data: a dispersion relation expresses it as an integral over the measured cross section for e⁺e⁻ → hadrons. That integral is outside this course, and its result, Δα_had(M_Z²) ≈ 0.0276 for the five lighter quarks, is quoted, not derived. Combining the two pieces,</w:t>
+        <w:t>Quarks contribute in the same way in principle, but the one-loop formula cannot be trusted for them. The light-quark masses are not well defined at the scale of a GeV, where the strong interaction confines quarks into hadrons. The hadronic part Δα</w:t>
+      </w:r>
+      <w:r>
+        <w:rPr>
+          <w:vertAlign w:val="subscript"/>
+        </w:rPr>
+        <w:t>h</w:t>
+      </w:r>
+      <w:r>
+        <w:t>ad is instead obtained from data: a dispersion relation expresses it as an integral over the measured cross section for e⁺e⁻ → hadrons. That integral is outside this course, and its result, Δα</w:t>
+      </w:r>
+      <w:r>
+        <w:rPr>
+          <w:vertAlign w:val="subscript"/>
+        </w:rPr>
+        <w:t>h</w:t>
+      </w:r>
+      <w:r>
+        <w:t>ad(M</w:t>
+      </w:r>
+      <w:r>
+        <w:rPr>
+          <w:vertAlign w:val="subscript"/>
+        </w:rPr>
+        <w:t>Z</w:t>
+      </w:r>
+      <w:r>
+        <w:t>²) ≈ 0.0276 for the five lighter quarks, is quoted, not derived. Combining the two pieces,</w:t>
       </w:r>
     </w:p>
     <w:p>
@@ -3103,7 +3716,34 @@
     </w:p>
     <w:p>
       <w:r>
-        <w:t>Complete Worked example 4. The muon (m = 0.1057 GeV) gives ln(M_Z²/m²) − 5/3 = 13.52 − 1.67 = 11.85, and the tau (1.777 GeV) gives 7.88 − 1.67 = 6.21. Multiplying by 7.74×10⁻⁴, the three leptons give 0.0174 + 0.0092 + 0.0048 = 0.0314. (Higher orders raise this to 0.0315.) Adding Δα_had ≈ 0.0276 gives a total of 0.0590, so 1/α(M_Z²) = 137.036×(1 − 0.0590) ≈ 128.9. Electroweak fits often quote 1/α ≈ 128, in a different renormalization scheme (modified minimal subtraction) whose definition differs by a constant. Both numbers describe the same physics. Slightly more than half of the step from 1/137 to roughly 1/129 comes from the leptons, and slightly less than half from hadrons, taken from data.</w:t>
+        <w:t>Complete Worked example 4. The muon (m = 0.1057 GeV) gives ln(M</w:t>
+      </w:r>
+      <w:r>
+        <w:rPr>
+          <w:vertAlign w:val="subscript"/>
+        </w:rPr>
+        <w:t>Z</w:t>
+      </w:r>
+      <w:r>
+        <w:t>²/m²) − 5/3 = 13.52 − 1.67 = 11.85, and the tau (1.777 GeV) gives 7.88 − 1.67 = 6.21. Multiplying by 7.74×10⁻⁴, the three leptons give 0.0174 + 0.0092 + 0.0048 = 0.0314. (Higher orders raise this to 0.0315.) Adding Δα</w:t>
+      </w:r>
+      <w:r>
+        <w:rPr>
+          <w:vertAlign w:val="subscript"/>
+        </w:rPr>
+        <w:t>h</w:t>
+      </w:r>
+      <w:r>
+        <w:t>ad ≈ 0.0276 gives a total of 0.0590, so 1/α(M</w:t>
+      </w:r>
+      <w:r>
+        <w:rPr>
+          <w:vertAlign w:val="subscript"/>
+        </w:rPr>
+        <w:t>Z</w:t>
+      </w:r>
+      <w:r>
+        <w:t>²) = 137.036×(1 − 0.0590) ≈ 128.9. Electroweak fits often quote 1/α ≈ 128, in a different renormalization scheme (modified minimal subtraction) whose definition differs by a constant. Both numbers describe the same physics. Slightly more than half of the step from 1/137 to roughly 1/129 comes from the leptons, and slightly less than half from hadrons, taken from data.</w:t>
       </w:r>
     </w:p>
     <w:p>
@@ -3306,7 +3946,16 @@
     </w:p>
     <w:p>
       <w:r>
-        <w:t>With the electron alone, 3π/(2α) = 645.8, so Q_L ≈ 10²⁸⁰ m ≈ 10²⁷⁷ GeV. This is the Landau pole, named after Lev Landau's analysis of the problem in the 1950s. Including every charged particle of the Standard Model lowers it, but the scale stays far above the Planck scale, about 10¹⁹ GeV, where gravity can no longer be neglected. This course does not treat the Landau pole as a prediction of new physics at that scale. It shows that one-loop QED, run to absurd energies, eventually becomes strongly coupled, where perturbation theory, and the formula that predicted the pole, both fail. Long before that, QED is embedded in the electroweak theory of Lesson 87.</w:t>
+        <w:t>With the electron alone, 3π/(2α) = 645.8, so Q</w:t>
+      </w:r>
+      <w:r>
+        <w:rPr>
+          <w:vertAlign w:val="subscript"/>
+        </w:rPr>
+        <w:t>L</w:t>
+      </w:r>
+      <w:r>
+        <w:t xml:space="preserve"> ≈ 10²⁸⁰ m ≈ 10²⁷⁷ GeV. This is the Landau pole, named after Lev Landau's analysis of the problem in the 1950s. Including every charged particle of the Standard Model lowers it, but the scale stays far above the Planck scale, about 10¹⁹ GeV, where gravity can no longer be neglected. This course does not treat the Landau pole as a prediction of new physics at that scale. It shows that one-loop QED, run to absurd energies, eventually becomes strongly coupled, where perturbation theory, and the formula that predicted the pole, both fail. Long before that, QED is embedded in the electroweak theory of Lesson 87.</w:t>
       </w:r>
     </w:p>
     <w:p>
@@ -3324,7 +3973,16 @@
     </w:p>
     <w:p>
       <w:r>
-        <w:t>The same running is built into every precision test of the electroweak theory. Predictions at the Z pole use α(M_Z²), not α(0), and would fail at the per-mille level otherwise. At the other end of the scale, Section 4.1's tiny correction is observed in hydrogen's energy levels, which Lesson 78 compares with experiment.</w:t>
+        <w:t>The same running is built into every precision test of the electroweak theory. Predictions at the Z pole use α(M</w:t>
+      </w:r>
+      <w:r>
+        <w:rPr>
+          <w:vertAlign w:val="subscript"/>
+        </w:rPr>
+        <w:t>Z</w:t>
+      </w:r>
+      <w:r>
+        <w:t>²), not α(0), and would fail at the per-mille level otherwise. At the other end of the scale, Section 4.1's tiny correction is observed in hydrogen's energy levels, which Lesson 78 compares with experiment.</w:t>
       </w:r>
     </w:p>
     <w:p>
@@ -3337,7 +3995,88 @@
     </w:p>
     <w:p>
       <w:r>
-        <w:t>This lesson has quoted, not derived, the reduction of the loop's numerator to −8x(1−x)(q²g^μν − q^μq^ν), and the gauge-respecting regulator that makes it legitimate. It has quoted the hadronic contribution from data. It has kept only one-loop insertions, so the constant 5/3 and the leptonic Δα are accurate to about one part in 10³, not to the 10⁻⁵ level of modern determinations. It has used the denominator form of α(Q²) without proving that this resummation of logarithms is the right one. Lesson 70 supplies that proof, Lesson 72 supplies the Ward identity behind transversality, and Lesson 78 returns to the small-Q² limit as a precision correction.</w:t>
+        <w:t>This lesson has quoted, not derived, the reduction of the loop's numerator to −8x(1−x)(q²g</w:t>
+      </w:r>
+      <w:r>
+        <w:rPr>
+          <w:vertAlign w:val="superscript"/>
+        </w:rPr>
+        <w:t>μν</w:t>
+      </w:r>
+      <w:r>
+        <w:t xml:space="preserve"> − q</w:t>
+      </w:r>
+      <w:r>
+        <w:rPr>
+          <w:vertAlign w:val="superscript"/>
+        </w:rPr>
+        <w:t>μ</w:t>
+      </w:r>
+      <w:r>
+        <w:t>q</w:t>
+      </w:r>
+      <w:r>
+        <w:rPr>
+          <w:vertAlign w:val="superscript"/>
+        </w:rPr>
+        <w:t>ν</w:t>
+      </w:r>
+      <w:r>
+        <w:t>), and the gauge-respecting regulator that makes it legitimate. It has quoted the hadronic contribution from data. It has kept only one-loop insertions, so the constant 5/3 and the leptonic Δα are accurate to about one part in 10³, not to the 10⁻⁵ level of modern determinations. It has used the denominator form of α(Q²) without proving that this resummation of logarithms is the right one. Lesson 70 supplies that proof, Lesson 72 supplies the Ward identity behind transversality, and Lesson 78 returns to the small-Q² limit as a precision correction.</w:t>
+      </w:r>
+    </w:p>
+    <w:p>
+      <w:pPr>
+        <w:keepNext/>
+        <w:spacing w:before="160" w:after="40"/>
+        <w:jc w:val="center"/>
+      </w:pPr>
+      <w:r>
+        <w:drawing>
+          <wp:inline xmlns:a="http://schemas.openxmlformats.org/drawingml/2006/main" xmlns:pic="http://schemas.openxmlformats.org/drawingml/2006/picture">
+            <wp:extent cx="4754880" cy="2583917"/>
+            <wp:docPr id="2" name="Picture 2"/>
+            <wp:cNvGraphicFramePr>
+              <a:graphicFrameLocks noChangeAspect="1"/>
+            </wp:cNvGraphicFramePr>
+            <a:graphic>
+              <a:graphicData uri="http://schemas.openxmlformats.org/drawingml/2006/picture">
+                <pic:pic>
+                  <pic:nvPicPr>
+                    <pic:cNvPr id="0" name="L69_running.png"/>
+                    <pic:cNvPicPr/>
+                  </pic:nvPicPr>
+                  <pic:blipFill>
+                    <a:blip r:embed="rId12"/>
+                    <a:stretch>
+                      <a:fillRect/>
+                    </a:stretch>
+                  </pic:blipFill>
+                  <pic:spPr>
+                    <a:xfrm>
+                      <a:off x="0" y="0"/>
+                      <a:ext cx="4754880" cy="2583917"/>
+                    </a:xfrm>
+                    <a:prstGeom prst="rect"/>
+                  </pic:spPr>
+                </pic:pic>
+              </a:graphicData>
+            </a:graphic>
+          </wp:inline>
+        </w:drawing>
+      </w:r>
+    </w:p>
+    <w:p>
+      <w:pPr>
+        <w:spacing w:after="200"/>
+        <w:jc w:val="center"/>
+      </w:pPr>
+      <w:r>
+        <w:rPr>
+          <w:i/>
+          <w:sz w:val="19"/>
+        </w:rPr>
+        <w:t>Figure 69.2. The running of α. The effective coupling rises logarithmically with momentum transfer, from 1/137.036 at low Q to about 1/128 at the Z mass.</w:t>
       </w:r>
     </w:p>
     <w:p>
@@ -3421,7 +4160,25 @@
           </w:tcPr>
           <w:p>
             <w:r>
-              <w:t>D′_μν = −ig_μν/[q²(1−Π(q²))]</w:t>
+              <w:t>D′</w:t>
+            </w:r>
+            <w:r>
+              <w:rPr>
+                <w:vertAlign w:val="subscript"/>
+              </w:rPr>
+              <w:t>μν</w:t>
+            </w:r>
+            <w:r>
+              <w:t xml:space="preserve"> = −ig</w:t>
+            </w:r>
+            <w:r>
+              <w:rPr>
+                <w:vertAlign w:val="subscript"/>
+              </w:rPr>
+              <w:t>μν</w:t>
+            </w:r>
+            <w:r>
+              <w:t>/[q²(1−Π(q²))]</w:t>
             </w:r>
           </w:p>
         </w:tc>
@@ -3606,7 +4363,13 @@
           </w:tcPr>
           <w:p>
             <w:r>
-              <w:t>1/α: 137.036 at Q = 0, about 129 at M_Z</w:t>
+              <w:t>1/α: 137.036 at Q = 0, about 129 at M</w:t>
+            </w:r>
+            <w:r>
+              <w:rPr>
+                <w:vertAlign w:val="subscript"/>
+              </w:rPr>
+              <w:t>Z</w:t>
             </w:r>
           </w:p>
         </w:tc>
@@ -3647,7 +4410,25 @@
         </w:numPr>
       </w:pPr>
       <w:r>
-        <w:t>Vacuum-polarization insertions resum to D′_μν = −ig_μν/[q²(1−Π(q²))], equivalent to replacing e₀² by e₀²/(1−Π(q²)).</w:t>
+        <w:t>Vacuum-polarization insertions resum to D′</w:t>
+      </w:r>
+      <w:r>
+        <w:rPr>
+          <w:vertAlign w:val="subscript"/>
+        </w:rPr>
+        <w:t>μν</w:t>
+      </w:r>
+      <w:r>
+        <w:t xml:space="preserve"> = −ig</w:t>
+      </w:r>
+      <w:r>
+        <w:rPr>
+          <w:vertAlign w:val="subscript"/>
+        </w:rPr>
+        <w:t>μν</w:t>
+      </w:r>
+      <w:r>
+        <w:t>/[q²(1−Π(q²))], equivalent to replacing e₀² by e₀²/(1−Π(q²)).</w:t>
       </w:r>
     </w:p>
     <w:p>
@@ -3707,7 +4488,16 @@
         </w:numPr>
       </w:pPr>
       <w:r>
-        <w:t>Leptons and hadrons together take 1/α from 137.036 to about 129 at M_Z, a running observed at TRISTAN and LEP.</w:t>
+        <w:t>Leptons and hadrons together take 1/α from 137.036 to about 129 at M</w:t>
+      </w:r>
+      <w:r>
+        <w:rPr>
+          <w:vertAlign w:val="subscript"/>
+        </w:rPr>
+        <w:t>Z</w:t>
+      </w:r>
+      <w:r>
+        <w:t>, a running observed at TRISTAN and LEP.</w:t>
       </w:r>
     </w:p>
     <w:p>
@@ -3820,7 +4610,22 @@
           </w:tcPr>
           <w:p>
             <w:r>
-              <w:t>Write the zero-, one-, and two-insertion terms of the photon-propagator series, and show that each insertion's g_μν part multiplies the bare propagator by Π(q²).</w:t>
+              <w:rPr>
+                <w:b/>
+              </w:rPr>
+              <w:t>Core.</w:t>
+            </w:r>
+            <w:r>
+              <w:t xml:space="preserve"> Write the zero-, one-, and two-insertion terms of the photon-propagator series, and show that each insertion's g</w:t>
+            </w:r>
+            <w:r>
+              <w:rPr>
+                <w:vertAlign w:val="subscript"/>
+              </w:rPr>
+              <w:t>μν</w:t>
+            </w:r>
+            <w:r>
+              <w:t xml:space="preserve"> part multiplies the bare propagator by Π(q²).</w:t>
             </w:r>
           </w:p>
         </w:tc>
@@ -3858,7 +4663,13 @@
           </w:tcPr>
           <w:p>
             <w:r>
-              <w:t>Sum the series of Exercise 1. What condition on Π is needed for the sum to converge, and why is it met at every accessible energy?</w:t>
+              <w:rPr>
+                <w:b/>
+              </w:rPr>
+              <w:t>Core.</w:t>
+            </w:r>
+            <w:r>
+              <w:t xml:space="preserve"> Sum the series of Exercise 1. What condition on Π is needed for the sum to converge, and why is it met at every accessible energy?</w:t>
             </w:r>
           </w:p>
         </w:tc>
@@ -3894,7 +4705,58 @@
           </w:tcPr>
           <w:p>
             <w:r>
-              <w:t>Show that the q_μq_ν part of an insertion gives zero when the photon line ends on a conserved current j^ν with q_ν j^ν = 0.</w:t>
+              <w:rPr>
+                <w:b/>
+              </w:rPr>
+              <w:t>Core.</w:t>
+            </w:r>
+            <w:r>
+              <w:t xml:space="preserve"> Show that the q</w:t>
+            </w:r>
+            <w:r>
+              <w:rPr>
+                <w:vertAlign w:val="subscript"/>
+              </w:rPr>
+              <w:t>μ</w:t>
+            </w:r>
+            <w:r>
+              <w:t>q</w:t>
+            </w:r>
+            <w:r>
+              <w:rPr>
+                <w:vertAlign w:val="subscript"/>
+              </w:rPr>
+              <w:t>ν</w:t>
+            </w:r>
+            <w:r>
+              <w:t xml:space="preserve"> part of an insertion gives zero when the photon line ends on a conserved current j</w:t>
+            </w:r>
+            <w:r>
+              <w:rPr>
+                <w:vertAlign w:val="superscript"/>
+              </w:rPr>
+              <w:t>ν</w:t>
+            </w:r>
+            <w:r>
+              <w:t xml:space="preserve"> with q</w:t>
+            </w:r>
+            <w:r>
+              <w:rPr>
+                <w:vertAlign w:val="subscript"/>
+              </w:rPr>
+              <w:t>ν</w:t>
+            </w:r>
+            <w:r>
+              <w:t xml:space="preserve"> j</w:t>
+            </w:r>
+            <w:r>
+              <w:rPr>
+                <w:vertAlign w:val="superscript"/>
+              </w:rPr>
+              <w:t>ν</w:t>
+            </w:r>
+            <w:r>
+              <w:t xml:space="preserve"> = 0.</w:t>
             </w:r>
           </w:p>
         </w:tc>
@@ -3932,7 +4794,13 @@
           </w:tcPr>
           <w:p>
             <w:r>
-              <w:t>Combine x[(k−q)² − m²] + (1−x)[k² − m²] into (k − xq)² − Δ and verify Δ = m² − x(1−x)q².</w:t>
+              <w:rPr>
+                <w:b/>
+              </w:rPr>
+              <w:t>Extension.</w:t>
+            </w:r>
+            <w:r>
+              <w:t xml:space="preserve"> Combine x[(k−q)² − m²] + (1−x)[k² − m²] into (k − xq)² − Δ and verify Δ = m² − x(1−x)q².</w:t>
             </w:r>
           </w:p>
         </w:tc>
@@ -3968,7 +4836,13 @@
           </w:tcPr>
           <w:p>
             <w:r>
-              <w:t>Using ∫₀¹ x(1−x)dx = 1/6, derive Π(0) = −(α/3π)[ln(Λ²/m²) + C] from Section 3.1.</w:t>
+              <w:rPr>
+                <w:b/>
+              </w:rPr>
+              <w:t>Core.</w:t>
+            </w:r>
+            <w:r>
+              <w:t xml:space="preserve"> Using ∫₀¹ x(1−x)dx = 1/6, derive Π(0) = −(α/3π)[ln(Λ²/m²) + C] from Section 3.1.</w:t>
             </w:r>
           </w:p>
         </w:tc>
@@ -4006,7 +4880,13 @@
           </w:tcPr>
           <w:p>
             <w:r>
-              <w:t>Show that both Λ and C cancel in Π̂(q²) = Π(q²) − Π(0), and derive Section 3.3's formula.</w:t>
+              <w:rPr>
+                <w:b/>
+              </w:rPr>
+              <w:t>Core.</w:t>
+            </w:r>
+            <w:r>
+              <w:t xml:space="preserve"> Show that both Λ and C cancel in Π̂(q²) = Π(q²) − Π(0), and derive Section 3.3's formula.</w:t>
             </w:r>
           </w:p>
         </w:tc>
@@ -4042,7 +4922,13 @@
           </w:tcPr>
           <w:p>
             <w:r>
-              <w:t>Take Λ = 10¹⁹ GeV. Evaluate Π(0) with C = 0 and the ratio e₀/e. Is the bare charge much larger than the measured one?</w:t>
+              <w:rPr>
+                <w:b/>
+              </w:rPr>
+              <w:t>Extension.</w:t>
+            </w:r>
+            <w:r>
+              <w:t xml:space="preserve"> Take Λ = 10¹⁹ GeV. Evaluate Π(0) with C = 0 and the ratio e₀/e. Is the bare charge much larger than the measured one?</w:t>
             </w:r>
           </w:p>
         </w:tc>
@@ -4080,7 +4966,13 @@
           </w:tcPr>
           <w:p>
             <w:r>
-              <w:t>Derive the small-Q² limit Π̂ ≈ (α/15π)Q²/m², including the integral ∫₀¹ x²(1−x)²dx = 1/30.</w:t>
+              <w:rPr>
+                <w:b/>
+              </w:rPr>
+              <w:t>Extension.</w:t>
+            </w:r>
+            <w:r>
+              <w:t xml:space="preserve"> Derive the small-Q² limit Π̂ ≈ (α/15π)Q²/m², including the integral ∫₀¹ x²(1−x)²dx = 1/30.</w:t>
             </w:r>
           </w:p>
         </w:tc>
@@ -4116,7 +5008,13 @@
           </w:tcPr>
           <w:p>
             <w:r>
-              <w:t>Evaluate ∫₀¹ x(1−x)ln x dx = −5/36. Use the symmetry x ↔ 1−x to obtain ∫₀¹ x(1−x)ln[x(1−x)]dx = −5/18, and derive the −5/3 of Section 4.2.</w:t>
+              <w:rPr>
+                <w:b/>
+              </w:rPr>
+              <w:t>Extension.</w:t>
+            </w:r>
+            <w:r>
+              <w:t xml:space="preserve"> Evaluate ∫₀¹ x(1−x)ln x dx = −5/36. Use the symmetry x ↔ 1−x to obtain ∫₀¹ x(1−x)ln[x(1−x)]dx = −5/18, and derive the −5/3 of Section 4.2.</w:t>
             </w:r>
           </w:p>
         </w:tc>
@@ -4154,7 +5052,13 @@
           </w:tcPr>
           <w:p>
             <w:r>
-              <w:t>Repeat Worked example 4 at Q = 1 GeV, electron loop only.</w:t>
+              <w:rPr>
+                <w:b/>
+              </w:rPr>
+              <w:t>Extension.</w:t>
+            </w:r>
+            <w:r>
+              <w:t xml:space="preserve"> Repeat Worked example 4 at Q = 1 GeV, electron loop only.</w:t>
             </w:r>
           </w:p>
         </w:tc>
@@ -4190,7 +5094,13 @@
           </w:tcPr>
           <w:p>
             <w:r>
-              <w:t>Explain why the muon loop contributes almost nothing to α(Q²) at Q = 10 MeV, using Section 4.1, and estimate its contribution there.</w:t>
+              <w:rPr>
+                <w:b/>
+              </w:rPr>
+              <w:t>Core.</w:t>
+            </w:r>
+            <w:r>
+              <w:t xml:space="preserve"> Explain why the muon loop contributes almost nothing to α(Q²) at Q = 10 MeV, using Section 4.1, and estimate its contribution there.</w:t>
             </w:r>
           </w:p>
         </w:tc>
@@ -4228,7 +5138,13 @@
           </w:tcPr>
           <w:p>
             <w:r>
-              <w:t>Explain, without the word "renormalization," why the effective charge is larger at short distance.</w:t>
+              <w:rPr>
+                <w:b/>
+              </w:rPr>
+              <w:t>Core.</w:t>
+            </w:r>
+            <w:r>
+              <w:t xml:space="preserve"> Explain, without the word "renormalization," why the effective charge is larger at short distance.</w:t>
             </w:r>
           </w:p>
         </w:tc>
@@ -4264,7 +5180,13 @@
           </w:tcPr>
           <w:p>
             <w:r>
-              <w:t>Differentiate α(Q²) = α/[1 − (α/3π)ln(Q²/m²)] with respect to ln Q, and show Q dα/dQ = 2α(Q²)²/(3π). Then convert to β(e) = e³/(12π²).</w:t>
+              <w:rPr>
+                <w:b/>
+              </w:rPr>
+              <w:t>Core.</w:t>
+            </w:r>
+            <w:r>
+              <w:t xml:space="preserve"> Differentiate α(Q²) = α/[1 − (α/3π)ln(Q²/m²)] with respect to ln Q, and show Q dα/dQ = 2α(Q²)²/(3π). Then convert to β(e) = e³/(12π²).</w:t>
             </w:r>
           </w:p>
         </w:tc>
@@ -4302,7 +5224,31 @@
           </w:tcPr>
           <w:p>
             <w:r>
-              <w:t>Derive Q_L = m exp[3π/(2α) + 5/6] and evaluate log₁₀(Q_L/m) for α = 1/137.036.</w:t>
+              <w:rPr>
+                <w:b/>
+              </w:rPr>
+              <w:t>Extension.</w:t>
+            </w:r>
+            <w:r>
+              <w:t xml:space="preserve"> Derive Q</w:t>
+            </w:r>
+            <w:r>
+              <w:rPr>
+                <w:vertAlign w:val="subscript"/>
+              </w:rPr>
+              <w:t>L</w:t>
+            </w:r>
+            <w:r>
+              <w:t xml:space="preserve"> = m exp[3π/(2α) + 5/6] and evaluate log₁₀(Q</w:t>
+            </w:r>
+            <w:r>
+              <w:rPr>
+                <w:vertAlign w:val="subscript"/>
+              </w:rPr>
+              <w:t>L</w:t>
+            </w:r>
+            <w:r>
+              <w:t>/m) for α = 1/137.036.</w:t>
             </w:r>
           </w:p>
         </w:tc>
@@ -4338,7 +5284,22 @@
           </w:tcPr>
           <w:p>
             <w:r>
-              <w:t>At Q = 57.77 GeV, compute the three leptonic contributions and 1/α with leptons only. Then add Δα_had ≈ 0.025 and compare both results with TOPAZ's 128.5 ± 1.9.</w:t>
+              <w:rPr>
+                <w:b/>
+              </w:rPr>
+              <w:t>Extension.</w:t>
+            </w:r>
+            <w:r>
+              <w:t xml:space="preserve"> At Q = 57.77 GeV, compute the three leptonic contributions and 1/α with leptons only. Then add Δα</w:t>
+            </w:r>
+            <w:r>
+              <w:rPr>
+                <w:vertAlign w:val="subscript"/>
+              </w:rPr>
+              <w:t>h</w:t>
+            </w:r>
+            <w:r>
+              <w:t>ad ≈ 0.025 and compare both results with TOPAZ's 128.5 ± 1.9.</w:t>
             </w:r>
           </w:p>
         </w:tc>
@@ -4376,7 +5337,22 @@
           </w:tcPr>
           <w:p>
             <w:r>
-              <w:t>Challenge: explain why Δα_had must be taken from e⁺e⁻ → hadrons data rather than from Section 6.1's formula with quark masses, and why a purely leptonic running is nonetheless calculable to high precision.</w:t>
+              <w:rPr>
+                <w:b/>
+              </w:rPr>
+              <w:t>Challenge.</w:t>
+            </w:r>
+            <w:r>
+              <w:t xml:space="preserve"> Explain why Δα</w:t>
+            </w:r>
+            <w:r>
+              <w:rPr>
+                <w:vertAlign w:val="subscript"/>
+              </w:rPr>
+              <w:t>h</w:t>
+            </w:r>
+            <w:r>
+              <w:t>ad must be taken from e⁺e⁻ → hadrons data rather than from Section 6.1's formula with quark masses, and why a purely leptonic running is nonetheless calculable to high precision.</w:t>
             </w:r>
           </w:p>
         </w:tc>
@@ -4393,6 +5369,14 @@
     <w:p>
       <w:r>
         <w:rPr>
+          <w:i/>
+        </w:rPr>
+        <w:t>Attempt each exercise before reading its solution. If you are stuck, read only the first sentence of the solution, then try again.</w:t>
+      </w:r>
+    </w:p>
+    <w:p>
+      <w:r>
+        <w:rPr>
           <w:b/>
         </w:rPr>
         <w:t>1.</w:t>
@@ -4401,7 +5385,88 @@
         <w:t xml:space="preserve"> </w:t>
       </w:r>
       <w:r>
-        <w:t>Zero insertions: D_μν = −ig_μν/q². One insertion: D(iΠ)D = −i(q²g_μν − q_μq_ν)Π/q⁴, whose g_μν part is (−ig_μν/q²)Π. Two insertions: D(iΠ)D(iΠ)D. The tensor (q²g − qq)/q² is a projector, so applying it twice gives it back, and the g_μν part is (−ig_μν/q²)Π².</w:t>
+        <w:t>Zero insertions: D</w:t>
+      </w:r>
+      <w:r>
+        <w:rPr>
+          <w:vertAlign w:val="subscript"/>
+        </w:rPr>
+        <w:t>μν</w:t>
+      </w:r>
+      <w:r>
+        <w:t xml:space="preserve"> = −ig</w:t>
+      </w:r>
+      <w:r>
+        <w:rPr>
+          <w:vertAlign w:val="subscript"/>
+        </w:rPr>
+        <w:t>μν</w:t>
+      </w:r>
+      <w:r>
+        <w:t>/q². One insertion: D(iΠ)D = −i(q²g</w:t>
+      </w:r>
+      <w:r>
+        <w:rPr>
+          <w:vertAlign w:val="subscript"/>
+        </w:rPr>
+        <w:t>μν</w:t>
+      </w:r>
+      <w:r>
+        <w:t xml:space="preserve"> − q</w:t>
+      </w:r>
+      <w:r>
+        <w:rPr>
+          <w:vertAlign w:val="subscript"/>
+        </w:rPr>
+        <w:t>μ</w:t>
+      </w:r>
+      <w:r>
+        <w:t>q</w:t>
+      </w:r>
+      <w:r>
+        <w:rPr>
+          <w:vertAlign w:val="subscript"/>
+        </w:rPr>
+        <w:t>ν</w:t>
+      </w:r>
+      <w:r>
+        <w:t>)Π/q⁴, whose g</w:t>
+      </w:r>
+      <w:r>
+        <w:rPr>
+          <w:vertAlign w:val="subscript"/>
+        </w:rPr>
+        <w:t>μν</w:t>
+      </w:r>
+      <w:r>
+        <w:t xml:space="preserve"> part is (−ig</w:t>
+      </w:r>
+      <w:r>
+        <w:rPr>
+          <w:vertAlign w:val="subscript"/>
+        </w:rPr>
+        <w:t>μν</w:t>
+      </w:r>
+      <w:r>
+        <w:t>/q²)Π. Two insertions: D(iΠ)D(iΠ)D. The tensor (q²g − qq)/q² is a projector, so applying it twice gives it back, and the g</w:t>
+      </w:r>
+      <w:r>
+        <w:rPr>
+          <w:vertAlign w:val="subscript"/>
+        </w:rPr>
+        <w:t>μν</w:t>
+      </w:r>
+      <w:r>
+        <w:t xml:space="preserve"> part is (−ig</w:t>
+      </w:r>
+      <w:r>
+        <w:rPr>
+          <w:vertAlign w:val="subscript"/>
+        </w:rPr>
+        <w:t>μν</w:t>
+      </w:r>
+      <w:r>
+        <w:t>/q²)Π².</w:t>
       </w:r>
     </w:p>
     <w:p>
@@ -4415,7 +5480,34 @@
         <w:t xml:space="preserve"> </w:t>
       </w:r>
       <w:r>
-        <w:t>1 + Π + Π² + ⋯ = 1/(1−Π), giving D′_μν = −ig_μν/[q²(1−Π)]. Convergence needs |Π| &lt; 1. After renormalization the relevant quantity is Π̂, which is about 0.06 even at M_Z.</w:t>
+        <w:t>1 + Π + Π² + ⋯ = 1/(1−Π), giving D′</w:t>
+      </w:r>
+      <w:r>
+        <w:rPr>
+          <w:vertAlign w:val="subscript"/>
+        </w:rPr>
+        <w:t>μν</w:t>
+      </w:r>
+      <w:r>
+        <w:t xml:space="preserve"> = −ig</w:t>
+      </w:r>
+      <w:r>
+        <w:rPr>
+          <w:vertAlign w:val="subscript"/>
+        </w:rPr>
+        <w:t>μν</w:t>
+      </w:r>
+      <w:r>
+        <w:t>/[q²(1−Π)]. Convergence needs |Π| &lt; 1. After renormalization the relevant quantity is Π̂, which is about 0.06 even at M</w:t>
+      </w:r>
+      <w:r>
+        <w:rPr>
+          <w:vertAlign w:val="subscript"/>
+        </w:rPr>
+        <w:t>Z</w:t>
+      </w:r>
+      <w:r>
+        <w:t>.</w:t>
       </w:r>
     </w:p>
     <w:p>
@@ -4429,7 +5521,61 @@
         <w:t xml:space="preserve"> </w:t>
       </w:r>
       <w:r>
-        <w:t>The q_μq_ν term contracts as q_μq_ν j^ν = q_μ(q·j) = 0. The same happens at the other end of the line.</w:t>
+        <w:t>The q</w:t>
+      </w:r>
+      <w:r>
+        <w:rPr>
+          <w:vertAlign w:val="subscript"/>
+        </w:rPr>
+        <w:t>μ</w:t>
+      </w:r>
+      <w:r>
+        <w:t>q</w:t>
+      </w:r>
+      <w:r>
+        <w:rPr>
+          <w:vertAlign w:val="subscript"/>
+        </w:rPr>
+        <w:t>ν</w:t>
+      </w:r>
+      <w:r>
+        <w:t xml:space="preserve"> term contracts as q</w:t>
+      </w:r>
+      <w:r>
+        <w:rPr>
+          <w:vertAlign w:val="subscript"/>
+        </w:rPr>
+        <w:t>μ</w:t>
+      </w:r>
+      <w:r>
+        <w:t>q</w:t>
+      </w:r>
+      <w:r>
+        <w:rPr>
+          <w:vertAlign w:val="subscript"/>
+        </w:rPr>
+        <w:t>ν</w:t>
+      </w:r>
+      <w:r>
+        <w:t xml:space="preserve"> j</w:t>
+      </w:r>
+      <w:r>
+        <w:rPr>
+          <w:vertAlign w:val="superscript"/>
+        </w:rPr>
+        <w:t>ν</w:t>
+      </w:r>
+      <w:r>
+        <w:t xml:space="preserve"> = q</w:t>
+      </w:r>
+      <w:r>
+        <w:rPr>
+          <w:vertAlign w:val="subscript"/>
+        </w:rPr>
+        <w:t>μ</w:t>
+      </w:r>
+      <w:r>
+        <w:t>(q·j) = 0. The same happens at the other end of the line.</w:t>
       </w:r>
     </w:p>
     <w:p>
@@ -4527,7 +5673,16 @@
         <w:t xml:space="preserve"> </w:t>
       </w:r>
       <w:r>
-        <w:t>ln[(1/0.000511)²] = 15.16. Subtracting 5/3 gives 13.49, and 13.49 × 7.74×10⁻⁴ = 0.0104. So 1/α(1 GeV²) = 137.036 × 0.9896 ≈ 135.6, a smaller shift than at M_Z, as a smaller logarithm requires.</w:t>
+        <w:t>ln[(1/0.000511)²] = 15.16. Subtracting 5/3 gives 13.49, and 13.49 × 7.74×10⁻⁴ = 0.0104. So 1/α(1 GeV²) = 137.036 × 0.9896 ≈ 135.6, a smaller shift than at M</w:t>
+      </w:r>
+      <w:r>
+        <w:rPr>
+          <w:vertAlign w:val="subscript"/>
+        </w:rPr>
+        <w:t>Z</w:t>
+      </w:r>
+      <w:r>
+        <w:t>, as a smaller logarithm requires.</w:t>
       </w:r>
     </w:p>
     <w:p>
@@ -4541,7 +5696,25 @@
         <w:t xml:space="preserve"> </w:t>
       </w:r>
       <w:r>
-        <w:t>At Q = 10 MeV, Q²/m_μ² = (10/105.7)² = 0.0090, far below 1, so Section 4.1 applies: (α/15π) × 0.0090 = 1.55×10⁻⁴ × 0.0090 ≈ 1.4×10⁻⁶. That is negligible next to the electron's (α/3π)[ln(Q²/m_e²) − 5/3] ≈ 7.74×10⁻⁴ × 4.3 ≈ 0.0033. The muon has decoupled.</w:t>
+        <w:t>At Q = 10 MeV, Q²/m</w:t>
+      </w:r>
+      <w:r>
+        <w:rPr>
+          <w:vertAlign w:val="subscript"/>
+        </w:rPr>
+        <w:t>μ</w:t>
+      </w:r>
+      <w:r>
+        <w:t>² = (10/105.7)² = 0.0090, far below 1, so Section 4.1 applies: (α/15π) × 0.0090 = 1.55×10⁻⁴ × 0.0090 ≈ 1.4×10⁻⁶. That is negligible next to the electron's (α/3π)[ln(Q²/m</w:t>
+      </w:r>
+      <w:r>
+        <w:rPr>
+          <w:vertAlign w:val="subscript"/>
+        </w:rPr>
+        <w:t>e</w:t>
+      </w:r>
+      <w:r>
+        <w:t>²) − 5/3] ≈ 7.74×10⁻⁴ × 4.3 ≈ 0.0033. The muon has decoupled.</w:t>
       </w:r>
     </w:p>
     <w:p>
@@ -4583,7 +5756,16 @@
         <w:t xml:space="preserve"> </w:t>
       </w:r>
       <w:r>
-        <w:t>Setting (α/3π)[ln(Q²/m²) − 5/3] = 1 gives ln(Q²/m²) = 3π/α + 5/3, so ln(Q/m) = 3π/(2α) + 5/6 = 645.8 + 0.8 = 646.6. Then log₁₀(Q_L/m) = 646.6/2.303 ≈ 280.8.</w:t>
+        <w:t>Setting (α/3π)[ln(Q²/m²) − 5/3] = 1 gives ln(Q²/m²) = 3π/α + 5/3, so ln(Q/m) = 3π/(2α) + 5/6 = 645.8 + 0.8 = 646.6. Then log₁₀(Q</w:t>
+      </w:r>
+      <w:r>
+        <w:rPr>
+          <w:vertAlign w:val="subscript"/>
+        </w:rPr>
+        <w:t>L</w:t>
+      </w:r>
+      <w:r>
+        <w:t>/m) = 646.6/2.303 ≈ 280.8.</w:t>
       </w:r>
     </w:p>
     <w:p>
@@ -4627,7 +5809,34 @@
         <w:pStyle w:val="ListBullet"/>
       </w:pPr>
       <w:r>
-        <w:t>I can resum vacuum polarization into D′_μν = −ig_μν/[q²(1−Π(q²))] and read off e_eff² = e₀²/(1−Π(q²)).</w:t>
+        <w:t>I can resum vacuum polarization into D′</w:t>
+      </w:r>
+      <w:r>
+        <w:rPr>
+          <w:vertAlign w:val="subscript"/>
+        </w:rPr>
+        <w:t>μν</w:t>
+      </w:r>
+      <w:r>
+        <w:t xml:space="preserve"> = −ig</w:t>
+      </w:r>
+      <w:r>
+        <w:rPr>
+          <w:vertAlign w:val="subscript"/>
+        </w:rPr>
+        <w:t>μν</w:t>
+      </w:r>
+      <w:r>
+        <w:t>/[q²(1−Π(q²))] and read off e</w:t>
+      </w:r>
+      <w:r>
+        <w:rPr>
+          <w:vertAlign w:val="subscript"/>
+        </w:rPr>
+        <w:t>eff</w:t>
+      </w:r>
+      <w:r>
+        <w:t>² = e₀²/(1−Π(q²)).</w:t>
       </w:r>
     </w:p>
     <w:p>
@@ -4659,7 +5868,16 @@
         <w:pStyle w:val="ListBullet"/>
       </w:pPr>
       <w:r>
-        <w:t>I can estimate α(M_Z²) ≈ 1/129 from three leptons plus the measured hadronic term.</w:t>
+        <w:t>I can estimate α(M</w:t>
+      </w:r>
+      <w:r>
+        <w:rPr>
+          <w:vertAlign w:val="subscript"/>
+        </w:rPr>
+        <w:t>Z</w:t>
+      </w:r>
+      <w:r>
+        <w:t>²) ≈ 1/129 from three leptons plus the measured hadronic term.</w:t>
       </w:r>
     </w:p>
     <w:p>
@@ -4727,7 +5945,7 @@
         <w:color w:val="5A5A5A"/>
         <w:sz w:val="16"/>
       </w:rPr>
-      <w:t>QED Course   Lesson 69</w:t>
+      <w:t>A QED Course   Lesson 69</w:t>
     </w:r>
   </w:p>
 </w:hdr>
